--- a/materials/docx/04-mixed-round.docx
+++ b/materials/docx/04-mixed-round.docx
@@ -27,7 +27,7 @@
           <w:color w:val="1B2A4A"/>
           <w:sz w:val="24"/>
         </w:rPr>
-        <w:t>1.  WHO IS IT?</w:t>
+        <w:t>TASK 1   WHO IS IT?</w:t>
       </w:r>
       <w:r>
         <w:rPr>
@@ -642,7 +642,7 @@
           <w:color w:val="1B2A4A"/>
           <w:sz w:val="24"/>
         </w:rPr>
-        <w:t>2.  PUT THEM IN ORDER</w:t>
+        <w:t>TASK 2   PUT THEM IN ORDER</w:t>
       </w:r>
       <w:r>
         <w:rPr>
@@ -866,7 +866,7 @@
           <w:color w:val="1B2A4A"/>
           <w:sz w:val="24"/>
         </w:rPr>
-        <w:t>3.  WHAT DO THESE NUMBERS MEAN?</w:t>
+        <w:t>TASK 3   WHAT DO THESE NUMBERS MEAN?</w:t>
       </w:r>
       <w:r>
         <w:rPr>
@@ -1512,7 +1512,7 @@
           <w:color w:val="1B2A4A"/>
           <w:sz w:val="24"/>
         </w:rPr>
-        <w:t>4.  FINAL JEOPARDY · SPEAKING</w:t>
+        <w:t>TASK 4   FINAL JEOPARDY · SPEAKING</w:t>
       </w:r>
       <w:r>
         <w:rPr>
@@ -1725,7 +1725,7 @@
           <w:color w:val="1B2A4A"/>
           <w:sz w:val="24"/>
         </w:rPr>
-        <w:t>5.  USEFUL PHRASES</w:t>
+        <w:t>TASK 5   USEFUL PHRASES</w:t>
       </w:r>
       <w:r>
         <w:rPr>
